--- a/Product_Strategy/Product Roadmap.docx
+++ b/Product_Strategy/Product Roadmap.docx
@@ -26,7 +26,7 @@
           <w:sz w:val="28"/>
           <w:szCs w:val="28"/>
         </w:rPr>
-        <w:t xml:space="preserve"> </w:t>
+        <w:t xml:space="preserve"> VSOC – Vehicle Security Operations Center</w:t>
       </w:r>
       <w:r>
         <w:rPr>
@@ -34,7 +34,7 @@
           <w:sz w:val="28"/>
           <w:szCs w:val="28"/>
         </w:rPr>
-        <w:t>VSOC – Vehicle Security Operations Center</w:t>
+        <w:t xml:space="preserve"> </w:t>
       </w:r>
     </w:p>
     <w:p>
@@ -595,29 +595,7 @@
                 <w:noProof/>
                 <w:lang w:val="en-US"/>
               </w:rPr>
-              <w:t>VSOC Phased Release Pl</w:t>
-            </w:r>
-            <w:r>
-              <w:rPr>
-                <w:rStyle w:val="Hyperlink"/>
-                <w:rFonts w:ascii="Times New Roman" w:hAnsi="Times New Roman" w:cs="Times New Roman"/>
-                <w:b/>
-                <w:bCs/>
-                <w:noProof/>
-                <w:lang w:val="en-US"/>
-              </w:rPr>
-              <w:t>a</w:t>
-            </w:r>
-            <w:r>
-              <w:rPr>
-                <w:rStyle w:val="Hyperlink"/>
-                <w:rFonts w:ascii="Times New Roman" w:hAnsi="Times New Roman" w:cs="Times New Roman"/>
-                <w:b/>
-                <w:bCs/>
-                <w:noProof/>
-                <w:lang w:val="en-US"/>
-              </w:rPr>
-              <w:t>n (2025 &amp; 2026)</w:t>
+              <w:t>VSOC Phased Release Plan (2025 &amp; 2026)</w:t>
             </w:r>
             <w:r>
               <w:rPr>
@@ -1185,16 +1163,7 @@
           <w:bCs/>
           <w:lang w:val="en-US"/>
         </w:rPr>
-        <w:t xml:space="preserve">Vision </w:t>
-      </w:r>
-      <w:r>
-        <w:rPr>
-          <w:rFonts w:ascii="Times New Roman" w:hAnsi="Times New Roman" w:cs="Times New Roman"/>
-          <w:b/>
-          <w:bCs/>
-          <w:lang w:val="en-US"/>
-        </w:rPr>
-        <w:t>Objectives</w:t>
+        <w:t>Vision Objectives</w:t>
       </w:r>
     </w:p>
     <w:p>
@@ -1326,18 +1295,7 @@
           <w:szCs w:val="28"/>
           <w:lang w:val="en-US"/>
         </w:rPr>
-        <w:t xml:space="preserve">Product </w:t>
-      </w:r>
-      <w:r>
-        <w:rPr>
-          <w:rFonts w:ascii="Times New Roman" w:hAnsi="Times New Roman" w:cs="Times New Roman"/>
-          <w:b/>
-          <w:bCs/>
-          <w:sz w:val="28"/>
-          <w:szCs w:val="28"/>
-          <w:lang w:val="en-US"/>
-        </w:rPr>
-        <w:t>Strategy</w:t>
+        <w:t>Product Strategy</w:t>
       </w:r>
       <w:bookmarkEnd w:id="1"/>
     </w:p>
@@ -2530,7 +2488,7 @@
           <w:bCs/>
           <w:lang w:val="en-US"/>
         </w:rPr>
-        <w:t xml:space="preserve">Security by </w:t>
+        <w:t>Security by Design</w:t>
       </w:r>
       <w:r>
         <w:rPr>
@@ -2539,8 +2497,25 @@
           <w:bCs/>
           <w:lang w:val="en-US"/>
         </w:rPr>
-        <w:t>Design</w:t>
-      </w:r>
+        <w:t>: Security</w:t>
+      </w:r>
+      <w:r>
+        <w:rPr>
+          <w:rFonts w:ascii="Times New Roman" w:hAnsi="Times New Roman" w:cs="Times New Roman"/>
+          <w:lang w:val="en-US"/>
+        </w:rPr>
+        <w:t xml:space="preserve"> requirements are incorporated into every phase of product development.</w:t>
+      </w:r>
+    </w:p>
+    <w:p>
+      <w:pPr>
+        <w:spacing w:after="0" w:line="276" w:lineRule="auto"/>
+        <w:jc w:val="both"/>
+        <w:rPr>
+          <w:rFonts w:ascii="Times New Roman" w:hAnsi="Times New Roman" w:cs="Times New Roman"/>
+          <w:lang w:val="en-US"/>
+        </w:rPr>
+      </w:pPr>
       <w:r>
         <w:rPr>
           <w:rFonts w:ascii="Times New Roman" w:hAnsi="Times New Roman" w:cs="Times New Roman"/>
@@ -2548,14 +2523,23 @@
           <w:bCs/>
           <w:lang w:val="en-US"/>
         </w:rPr>
-        <w:t>: Security</w:t>
-      </w:r>
-      <w:r>
-        <w:rPr>
-          <w:rFonts w:ascii="Times New Roman" w:hAnsi="Times New Roman" w:cs="Times New Roman"/>
-          <w:lang w:val="en-US"/>
-        </w:rPr>
-        <w:t xml:space="preserve"> requirements are incorporated into every phase of product development.</w:t>
+        <w:t>Customer-Centric</w:t>
+      </w:r>
+      <w:r>
+        <w:rPr>
+          <w:rFonts w:ascii="Times New Roman" w:hAnsi="Times New Roman" w:cs="Times New Roman"/>
+          <w:b/>
+          <w:bCs/>
+          <w:lang w:val="en-US"/>
+        </w:rPr>
+        <w:t xml:space="preserve">: </w:t>
+      </w:r>
+      <w:r>
+        <w:rPr>
+          <w:rFonts w:ascii="Times New Roman" w:hAnsi="Times New Roman" w:cs="Times New Roman"/>
+          <w:lang w:val="en-US"/>
+        </w:rPr>
+        <w:t>Features are prioritized based on customer value and operational needs.</w:t>
       </w:r>
     </w:p>
     <w:p>
@@ -2574,7 +2558,7 @@
           <w:bCs/>
           <w:lang w:val="en-US"/>
         </w:rPr>
-        <w:t>Customer-Centric</w:t>
+        <w:t>Cloud Native</w:t>
       </w:r>
       <w:r>
         <w:rPr>
@@ -2590,7 +2574,7 @@
           <w:rFonts w:ascii="Times New Roman" w:hAnsi="Times New Roman" w:cs="Times New Roman"/>
           <w:lang w:val="en-US"/>
         </w:rPr>
-        <w:t>Features are prioritized based on customer value and operational needs.</w:t>
+        <w:t>Leverage scalable cloud architecture to support growing fleet sizes.</w:t>
       </w:r>
     </w:p>
     <w:p>
@@ -2609,7 +2593,7 @@
           <w:bCs/>
           <w:lang w:val="en-US"/>
         </w:rPr>
-        <w:t>Cloud Native</w:t>
+        <w:t>Privacy First</w:t>
       </w:r>
       <w:r>
         <w:rPr>
@@ -2625,56 +2609,7 @@
           <w:rFonts w:ascii="Times New Roman" w:hAnsi="Times New Roman" w:cs="Times New Roman"/>
           <w:lang w:val="en-US"/>
         </w:rPr>
-        <w:t>Leverage scalable cloud architecture to support growing fleet sizes.</w:t>
-      </w:r>
-    </w:p>
-    <w:p>
-      <w:pPr>
-        <w:spacing w:after="0" w:line="276" w:lineRule="auto"/>
-        <w:jc w:val="both"/>
-        <w:rPr>
-          <w:rFonts w:ascii="Times New Roman" w:hAnsi="Times New Roman" w:cs="Times New Roman"/>
-          <w:lang w:val="en-US"/>
-        </w:rPr>
-      </w:pPr>
-      <w:r>
-        <w:rPr>
-          <w:rFonts w:ascii="Times New Roman" w:hAnsi="Times New Roman" w:cs="Times New Roman"/>
-          <w:b/>
-          <w:bCs/>
-          <w:lang w:val="en-US"/>
-        </w:rPr>
-        <w:t>Privacy First</w:t>
-      </w:r>
-      <w:r>
-        <w:rPr>
-          <w:rFonts w:ascii="Times New Roman" w:hAnsi="Times New Roman" w:cs="Times New Roman"/>
-          <w:b/>
-          <w:bCs/>
-          <w:lang w:val="en-US"/>
-        </w:rPr>
-        <w:t xml:space="preserve">: </w:t>
-      </w:r>
-      <w:r>
-        <w:rPr>
-          <w:rFonts w:ascii="Times New Roman" w:hAnsi="Times New Roman" w:cs="Times New Roman"/>
-          <w:lang w:val="en-US"/>
-        </w:rPr>
-        <w:t xml:space="preserve">Protect customer and vehicle data using encryption, secure authentication, and </w:t>
-      </w:r>
-      <w:r>
-        <w:rPr>
-          <w:rFonts w:ascii="Times New Roman" w:hAnsi="Times New Roman" w:cs="Times New Roman"/>
-          <w:lang w:val="en-US"/>
-        </w:rPr>
-        <w:t>least privilege</w:t>
-      </w:r>
-      <w:r>
-        <w:rPr>
-          <w:rFonts w:ascii="Times New Roman" w:hAnsi="Times New Roman" w:cs="Times New Roman"/>
-          <w:lang w:val="en-US"/>
-        </w:rPr>
-        <w:t xml:space="preserve"> access.</w:t>
+        <w:t>Protect customer and vehicle data using encryption, secure authentication, and least privilege access.</w:t>
       </w:r>
     </w:p>
     <w:p>
@@ -6954,7 +6889,6 @@
         </w:rPr>
         <w:t xml:space="preserve">Use </w:t>
       </w:r>
-      <w:proofErr w:type="spellStart"/>
       <w:r>
         <w:rPr>
           <w:rFonts w:ascii="Times New Roman" w:hAnsi="Times New Roman" w:cs="Times New Roman"/>
@@ -6964,7 +6898,6 @@
         </w:rPr>
         <w:t>MoSCoW</w:t>
       </w:r>
-      <w:proofErr w:type="spellEnd"/>
       <w:r>
         <w:rPr>
           <w:rFonts w:ascii="Times New Roman" w:hAnsi="Times New Roman" w:cs="Times New Roman"/>
@@ -10887,6 +10820,7 @@
   <w:style w:type="character" w:default="1" w:styleId="DefaultParagraphFont">
     <w:name w:val="Default Paragraph Font"/>
     <w:uiPriority w:val="1"/>
+    <w:semiHidden/>
     <w:unhideWhenUsed/>
   </w:style>
   <w:style w:type="table" w:default="1" w:styleId="TableNormal">
